--- a/Tailored_CVs/Shinoy_DSV___Global_Transport_and_Logistics_Test_Engineer.docx
+++ b/Tailored_CVs/Shinoy_DSV___Global_Transport_and_Logistics_Test_Engineer.docx
@@ -70,7 +70,7 @@
           <w:b w:val="0"/>
           <w:sz w:val="19"/>
         </w:rPr>
-        <w:t>Test engineer with over 8 years of experience in software testing and quality assurance within complex technical environments. Skilled in performing functional and integration testing, managing test data, and supporting customer implementations. I bring a structured approach to verifying system requirements and ensuring reliable release stability.</w:t>
+        <w:t>Test engineer with over 8 years of experience ensuring software quality for complex systems. I specialize in functional and integration testing, test scenario execution, and managing test environments to support smooth client implementations. Having recently relocated to the Netherlands with a valid EU residence permit, I am ready to bring my background in quality assurance to DSV.</w:t>
       </w:r>
     </w:p>
     <w:p>
@@ -288,7 +288,7 @@
           <w:b w:val="0"/>
           <w:sz w:val="18"/>
         </w:rPr>
-        <w:t>▸ Performed functional and integration tests based on detailed test scenarios, verifying that systems met all requirements prior to golive.</w:t>
+        <w:t>▸ Executed functional and integration tests based on detailed test scenarios to validate system behavior prior to production releases.</w:t>
       </w:r>
     </w:p>
     <w:p>
@@ -301,7 +301,7 @@
           <w:b w:val="0"/>
           <w:sz w:val="18"/>
         </w:rPr>
-        <w:t>▸ Managed test data and prepared test environments to support smooth customer implementations and system migrations.</w:t>
+        <w:t>▸ Managed test data and prepared testing environments to ensure stable and reliable application performance during client migrations.</w:t>
       </w:r>
     </w:p>
     <w:p>
@@ -314,7 +314,7 @@
           <w:b w:val="0"/>
           <w:sz w:val="18"/>
         </w:rPr>
-        <w:t>▸ Reported test results and documented findings clearly, communicating outcomes to engineers, team leads, and customers during the testing phase.</w:t>
+        <w:t>▸ Routinely documented test results and communicated findings clearly with engineers, team leads, and stakeholders.</w:t>
       </w:r>
     </w:p>
     <w:p>
@@ -327,7 +327,7 @@
           <w:b w:val="0"/>
           <w:sz w:val="18"/>
         </w:rPr>
-        <w:t>▸ Contributed to the continuous improvement of testing processes and documentation to ensure stable warehouse management system workflows.</w:t>
+        <w:t>▸ Contributed to improving overall test processes and documentation to support efficient logistics and WMS operations.</w:t>
       </w:r>
     </w:p>
     <w:p>
